--- a/clinica-alma/대본/7부/15화_La_carta_de_Osong.docx
+++ b/clinica-alma/대본/7부/15화_La_carta_de_Osong.docx
@@ -398,7 +398,7 @@
           <w:bCs/>
           <w:b/>
         </w:rPr>
-        <w:t xml:space="preserve">장면2 — 로시오의 위험 페이지 세 번째 문장 «Quien no está en la mesa, no manda nada»(다온 이사회) / 스페인 계약 3조: 3월 통보 시 독점은 이듬해 종료 / 네트워크(파코·쇼안·야이사·마리사 보스크) 연쇄 — 알마로 먹고사는 200명 / 필라르: 창고, 온도, 의사 이름 붙은 로트 기록 3만 4천 / 11조: 고객 데이터 공유, 무과실 종료 시 고객 보상 —</w:t>
+        <w:t xml:space="preserve">장면2 — 로시오의 위험 페이지 세 번째 문장 «Quien no está en la mesa, no manda nada»(다온 이사회) / 스페인 계약 3조: 3월 통보 시 독점은 이듬해 종료 / 네트워크(파코·숑·야이사·마리사 보스크) 연쇄 — 알마로 먹고사는 200명 / 필라르: 창고, 온도, 의사 이름 붙은 로트 기록 3만 4천 / 11조: 고객 데이터 공유, 무과실 종료 시 고객 보상 —</w:t>
       </w:r>
       <w:r>
         <w:rPr>
@@ -1571,7 +1571,7 @@
           <w:bCs/>
           <w:b/>
         </w:rPr>
-        <w:t xml:space="preserve">네트워크 연쇄(파코·쇼안·야이사)</w:t>
+        <w:t xml:space="preserve">네트워크 연쇄(파코·숑·야이사)</w:t>
       </w:r>
       <w:r>
         <w:t xml:space="preserve">(→8부 7화 공개 서한) ·</w:t>
@@ -4851,7 +4851,7 @@
         <w:pStyle w:val="BodyText"/>
       </w:pPr>
       <w:r>
-        <w:t xml:space="preserve">로레나: 네트워크는요? 파코, 쇼안, 야이사, 마리사 보스크. 그분들 계약은 우리 계약에 달려 있어요.</w:t>
+        <w:t xml:space="preserve">로레나: 네트워크는요? 파코, 숑, 야이사, 마리사 보스크. 그분들 계약은 우리 계약에 달려 있어요.</w:t>
       </w:r>
     </w:p>
     <w:p>
